--- a/DESIGN.md_Dmitrijs_Fedotovs_P25-2.docx
+++ b/DESIGN.md_Dmitrijs_Fedotovs_P25-2.docx
@@ -248,6 +248,54 @@
     <w:p>
       <w:pPr>
         <w:pStyle w:val="ListParagraph"/>
+        <w:rPr>
+          <w:sz w:val="28"/>
+          <w:szCs w:val="28"/>
+        </w:rPr>
+      </w:pPr>
+      <w:r>
+        <w:rPr>
+          <w:sz w:val="28"/>
+          <w:szCs w:val="28"/>
+        </w:rPr>
+        <w:t>Esc – menu</w:t>
+      </w:r>
+    </w:p>
+    <w:p>
+      <w:pPr>
+        <w:pStyle w:val="ListParagraph"/>
+        <w:rPr>
+          <w:sz w:val="28"/>
+          <w:szCs w:val="28"/>
+        </w:rPr>
+      </w:pPr>
+      <w:r>
+        <w:rPr>
+          <w:sz w:val="28"/>
+          <w:szCs w:val="28"/>
+        </w:rPr>
+        <w:t>Enter – sākt spēli</w:t>
+      </w:r>
+    </w:p>
+    <w:p>
+      <w:pPr>
+        <w:pStyle w:val="ListParagraph"/>
+        <w:rPr>
+          <w:sz w:val="28"/>
+          <w:szCs w:val="28"/>
+        </w:rPr>
+      </w:pPr>
+      <w:r>
+        <w:rPr>
+          <w:sz w:val="28"/>
+          <w:szCs w:val="28"/>
+        </w:rPr>
+        <w:t>R - restart</w:t>
+      </w:r>
+    </w:p>
+    <w:p>
+      <w:pPr>
+        <w:pStyle w:val="ListParagraph"/>
         <w:numPr>
           <w:ilvl w:val="0"/>
           <w:numId w:val="1"/>
@@ -279,15 +327,7 @@
           <w:sz w:val="28"/>
           <w:szCs w:val="28"/>
         </w:rPr>
-        <w:t xml:space="preserve">Darbība: </w:t>
-      </w:r>
-      <w:r>
-        <w:rPr>
-          <w:rFonts w:cstheme="minorHAnsi"/>
-          <w:sz w:val="28"/>
-          <w:szCs w:val="28"/>
-        </w:rPr>
-        <w:t>spēlētājs vada čūsku un savāc ēdienu.</w:t>
+        <w:t>Darbība: spēlētājs vada čūsku un savāc ēdienu.</w:t>
       </w:r>
       <w:r>
         <w:rPr>
@@ -458,14 +498,7 @@
           <w:sz w:val="28"/>
           <w:szCs w:val="28"/>
         </w:rPr>
-        <w:t xml:space="preserve"> čūska kustas lēni, un ir viegli savākt ēdienu.</w:t>
-      </w:r>
-      <w:r>
-        <w:rPr>
-          <w:sz w:val="28"/>
-          <w:szCs w:val="28"/>
-        </w:rPr>
-        <w:t xml:space="preserve"> </w:t>
+        <w:t xml:space="preserve"> čūska kustas lēni, un ir viegli savākt ēdienu. </w:t>
       </w:r>
       <w:r>
         <w:rPr>
@@ -545,6 +578,7 @@
           <w:sz w:val="28"/>
           <w:szCs w:val="28"/>
         </w:rPr>
+        <w:lastRenderedPageBreak/>
         <w:t>Par ēdiena savākšanu:</w:t>
       </w:r>
       <w:r>
@@ -559,21 +593,14 @@
           <w:sz w:val="28"/>
           <w:szCs w:val="28"/>
         </w:rPr>
-        <w:t>00</w:t>
-      </w:r>
-      <w:r>
-        <w:rPr>
-          <w:sz w:val="28"/>
-          <w:szCs w:val="28"/>
-        </w:rPr>
-        <w:t xml:space="preserve"> punkts par katru apēsto ēdiena vienību.</w:t>
-      </w:r>
-      <w:r>
-        <w:rPr>
-          <w:sz w:val="28"/>
-          <w:szCs w:val="28"/>
-        </w:rPr>
-        <w:t xml:space="preserve"> </w:t>
+        <w:t>0</w:t>
+      </w:r>
+      <w:r>
+        <w:rPr>
+          <w:sz w:val="28"/>
+          <w:szCs w:val="28"/>
+        </w:rPr>
+        <w:t xml:space="preserve"> punkts par katru apēsto ēdiena vienību. </w:t>
       </w:r>
       <w:r>
         <w:rPr>
@@ -612,7 +639,6 @@
           <w:sz w:val="28"/>
           <w:szCs w:val="28"/>
         </w:rPr>
-        <w:lastRenderedPageBreak/>
         <w:t>Saglabā:</w:t>
       </w:r>
     </w:p>
